--- a/material/instalacao/instalacao_jdk_vscode.docx
+++ b/material/instalacao/instalacao_jdk_vscode.docx
@@ -333,9 +333,9 @@
           <w:szCs w:val="28"/>
         </w:rPr>
         <w:drawing>
-          <wp:inline distT="0" distB="0" distL="0" distR="0" wp14:anchorId="1DE4F868" wp14:editId="732FBF87">
-            <wp:extent cx="6571192" cy="4667250"/>
-            <wp:effectExtent l="0" t="0" r="1270" b="0"/>
+          <wp:inline distT="0" distB="0" distL="0" distR="0" wp14:anchorId="1DE4F868" wp14:editId="68FABDBB">
+            <wp:extent cx="6582559" cy="4173094"/>
+            <wp:effectExtent l="0" t="0" r="0" b="0"/>
             <wp:docPr id="1" name="Imagem 1"/>
             <wp:cNvGraphicFramePr>
               <a:graphicFrameLocks xmlns:a="http://schemas.openxmlformats.org/drawingml/2006/main" noChangeAspect="1"/>
@@ -362,7 +362,7 @@
                   <pic:spPr>
                     <a:xfrm>
                       <a:off x="0" y="0"/>
-                      <a:ext cx="6582559" cy="4675324"/>
+                      <a:ext cx="6582559" cy="4173094"/>
                     </a:xfrm>
                     <a:prstGeom prst="rect">
                       <a:avLst/>
@@ -383,74 +383,83 @@
           <w:szCs w:val="28"/>
         </w:rPr>
       </w:pPr>
-      <w:r>
-        <w:rPr>
-          <w:rFonts w:ascii="Verdana" w:hAnsi="Verdana"/>
-          <w:sz w:val="28"/>
-          <w:szCs w:val="28"/>
+    </w:p>
+    <w:p>
+      <w:pPr>
+        <w:rPr>
+          <w:rFonts w:ascii="Roboto" w:hAnsi="Roboto"/>
+          <w:sz w:val="40"/>
+          <w:szCs w:val="40"/>
+        </w:rPr>
+      </w:pPr>
+      <w:r>
+        <w:rPr>
+          <w:rFonts w:ascii="Roboto" w:hAnsi="Roboto"/>
+          <w:sz w:val="40"/>
+          <w:szCs w:val="40"/>
         </w:rPr>
         <w:lastRenderedPageBreak/>
         <w:t xml:space="preserve">Link para Download para </w:t>
       </w:r>
       <w:r>
         <w:rPr>
-          <w:rFonts w:ascii="Verdana" w:hAnsi="Verdana"/>
-          <w:sz w:val="28"/>
-          <w:szCs w:val="28"/>
+          <w:rFonts w:ascii="Roboto" w:hAnsi="Roboto"/>
+          <w:sz w:val="40"/>
+          <w:szCs w:val="40"/>
           <w:u w:val="single"/>
         </w:rPr>
         <w:t>Sistemas</w:t>
       </w:r>
       <w:r>
         <w:rPr>
-          <w:rFonts w:ascii="Verdana" w:hAnsi="Verdana"/>
-          <w:sz w:val="28"/>
-          <w:szCs w:val="28"/>
+          <w:rFonts w:ascii="Roboto" w:hAnsi="Roboto"/>
+          <w:sz w:val="40"/>
+          <w:szCs w:val="40"/>
           <w:u w:val="single"/>
         </w:rPr>
         <w:t xml:space="preserve"> Operacionais</w:t>
       </w:r>
       <w:r>
         <w:rPr>
-          <w:rFonts w:ascii="Verdana" w:hAnsi="Verdana"/>
-          <w:sz w:val="28"/>
-          <w:szCs w:val="28"/>
+          <w:rFonts w:ascii="Roboto" w:hAnsi="Roboto"/>
+          <w:sz w:val="40"/>
+          <w:szCs w:val="40"/>
           <w:u w:val="single"/>
         </w:rPr>
         <w:t xml:space="preserve"> </w:t>
       </w:r>
       <w:r>
         <w:rPr>
-          <w:rFonts w:ascii="Verdana" w:hAnsi="Verdana"/>
-          <w:sz w:val="28"/>
-          <w:szCs w:val="28"/>
+          <w:rFonts w:ascii="Roboto" w:hAnsi="Roboto"/>
+          <w:sz w:val="40"/>
+          <w:szCs w:val="40"/>
           <w:u w:val="single"/>
         </w:rPr>
         <w:t>X86(</w:t>
       </w:r>
       <w:r>
         <w:rPr>
-          <w:rFonts w:ascii="Verdana" w:hAnsi="Verdana"/>
-          <w:sz w:val="28"/>
-          <w:szCs w:val="28"/>
+          <w:rFonts w:ascii="Roboto" w:hAnsi="Roboto"/>
+          <w:sz w:val="40"/>
+          <w:szCs w:val="40"/>
           <w:u w:val="single"/>
         </w:rPr>
         <w:t>32</w:t>
       </w:r>
       <w:r>
         <w:rPr>
-          <w:rFonts w:ascii="Verdana" w:hAnsi="Verdana"/>
-          <w:sz w:val="28"/>
-          <w:szCs w:val="28"/>
+          <w:rFonts w:ascii="Roboto" w:hAnsi="Roboto"/>
+          <w:sz w:val="40"/>
+          <w:szCs w:val="40"/>
           <w:u w:val="single"/>
         </w:rPr>
         <w:t xml:space="preserve"> bits)</w:t>
       </w:r>
       <w:r>
         <w:rPr>
-          <w:rFonts w:ascii="Verdana" w:hAnsi="Verdana"/>
-          <w:sz w:val="28"/>
-          <w:szCs w:val="28"/>
+          <w:rFonts w:ascii="Roboto" w:hAnsi="Roboto"/>
+          <w:sz w:val="40"/>
+          <w:szCs w:val="40"/>
         </w:rPr>
         <w:t>:</w:t>
       </w:r>
@@ -458,41 +467,110 @@
     <w:p>
       <w:pPr>
         <w:rPr>
-          <w:rFonts w:ascii="Verdana" w:hAnsi="Verdana"/>
-          <w:sz w:val="28"/>
-          <w:szCs w:val="28"/>
+          <w:rFonts w:ascii="Roboto" w:hAnsi="Roboto"/>
+          <w:sz w:val="40"/>
+          <w:szCs w:val="40"/>
+        </w:rPr>
+      </w:pPr>
+    </w:p>
+    <w:p>
+      <w:pPr>
+        <w:rPr>
+          <w:rFonts w:ascii="Roboto" w:hAnsi="Roboto"/>
+          <w:sz w:val="40"/>
+          <w:szCs w:val="40"/>
         </w:rPr>
       </w:pPr>
       <w:hyperlink r:id="rId9" w:history="1">
         <w:r>
           <w:rPr>
             <w:rStyle w:val="Hyperlink"/>
-            <w:rFonts w:ascii="Verdana" w:hAnsi="Verdana"/>
-            <w:sz w:val="28"/>
-            <w:szCs w:val="28"/>
+            <w:rFonts w:ascii="Roboto" w:hAnsi="Roboto"/>
+            <w:sz w:val="40"/>
+            <w:szCs w:val="40"/>
           </w:rPr>
-          <w:t>https://adoptium.net/pt-BR/temurin/releases?version=8&amp;os=any&amp;arch=any</w:t>
+          <w:t>https://adoptium.net/pt-BR/temurin/releases?version=8</w:t>
         </w:r>
       </w:hyperlink>
     </w:p>
     <w:p>
       <w:pPr>
         <w:rPr>
-          <w:rFonts w:ascii="Verdana" w:hAnsi="Verdana"/>
-          <w:sz w:val="28"/>
-          <w:szCs w:val="28"/>
-        </w:rPr>
-      </w:pPr>
-    </w:p>
-    <w:p>
-      <w:pPr>
-        <w:rPr>
-          <w:rFonts w:ascii="Verdana" w:hAnsi="Verdana"/>
-          <w:sz w:val="28"/>
-          <w:szCs w:val="28"/>
-        </w:rPr>
-      </w:pPr>
-      <w:hyperlink r:id="rId10" w:history="1">
+          <w:rFonts w:ascii="Roboto" w:hAnsi="Roboto"/>
+          <w:sz w:val="40"/>
+          <w:szCs w:val="40"/>
+        </w:rPr>
+      </w:pPr>
+    </w:p>
+    <w:p>
+      <w:pPr>
+        <w:rPr>
+          <w:rFonts w:ascii="Verdana" w:hAnsi="Verdana"/>
+          <w:sz w:val="28"/>
+          <w:szCs w:val="28"/>
+        </w:rPr>
+      </w:pPr>
+      <w:r>
+        <w:rPr>
+          <w:rFonts w:ascii="Verdana" w:hAnsi="Verdana"/>
+          <w:sz w:val="28"/>
+          <w:szCs w:val="28"/>
+        </w:rPr>
+        <w:drawing>
+          <wp:inline distT="0" distB="0" distL="0" distR="0" wp14:anchorId="6E7CB031" wp14:editId="653C783B">
+            <wp:extent cx="6188710" cy="1371600"/>
+            <wp:effectExtent l="0" t="0" r="2540" b="0"/>
+            <wp:docPr id="352436819" name="Imagem 1"/>
+            <wp:cNvGraphicFramePr>
+              <a:graphicFrameLocks xmlns:a="http://schemas.openxmlformats.org/drawingml/2006/main" noChangeAspect="1"/>
+            </wp:cNvGraphicFramePr>
+            <a:graphic xmlns:a="http://schemas.openxmlformats.org/drawingml/2006/main">
+              <a:graphicData uri="http://schemas.openxmlformats.org/drawingml/2006/picture">
+                <pic:pic xmlns:pic="http://schemas.openxmlformats.org/drawingml/2006/picture">
+                  <pic:nvPicPr>
+                    <pic:cNvPr id="352436819" name=""/>
+                    <pic:cNvPicPr/>
+                  </pic:nvPicPr>
+                  <pic:blipFill>
+                    <a:blip r:embed="rId10"/>
+                    <a:stretch>
+                      <a:fillRect/>
+                    </a:stretch>
+                  </pic:blipFill>
+                  <pic:spPr>
+                    <a:xfrm>
+                      <a:off x="0" y="0"/>
+                      <a:ext cx="6188710" cy="1371600"/>
+                    </a:xfrm>
+                    <a:prstGeom prst="rect">
+                      <a:avLst/>
+                    </a:prstGeom>
+                  </pic:spPr>
+                </pic:pic>
+              </a:graphicData>
+            </a:graphic>
+          </wp:inline>
+        </w:drawing>
+      </w:r>
+    </w:p>
+    <w:p>
+      <w:pPr>
+        <w:rPr>
+          <w:rFonts w:ascii="Verdana" w:hAnsi="Verdana"/>
+          <w:sz w:val="28"/>
+          <w:szCs w:val="28"/>
+        </w:rPr>
+      </w:pPr>
+    </w:p>
+    <w:p>
+      <w:pPr>
+        <w:rPr>
+          <w:rFonts w:ascii="Verdana" w:hAnsi="Verdana"/>
+          <w:sz w:val="28"/>
+          <w:szCs w:val="28"/>
+        </w:rPr>
+      </w:pPr>
+      <w:hyperlink r:id="rId11" w:history="1">
         <w:r>
           <w:rPr>
             <w:rStyle w:val="Hyperlink"/>
@@ -544,7 +622,7 @@
                     <pic:cNvPicPr/>
                   </pic:nvPicPr>
                   <pic:blipFill>
-                    <a:blip r:embed="rId11"/>
+                    <a:blip r:embed="rId12"/>
                     <a:stretch>
                       <a:fillRect/>
                     </a:stretch>
@@ -659,6 +737,7 @@
           <w:sz w:val="28"/>
           <w:szCs w:val="28"/>
         </w:rPr>
+        <w:lastRenderedPageBreak/>
         <w:br/>
       </w:r>
       <w:r>
@@ -918,32 +997,6 @@
           <w:szCs w:val="28"/>
         </w:rPr>
         <w:br/>
-      </w:r>
-    </w:p>
-    <w:p>
-      <w:pPr>
-        <w:rPr>
-          <w:rFonts w:ascii="Verdana" w:hAnsi="Verdana"/>
-          <w:sz w:val="28"/>
-          <w:szCs w:val="28"/>
-        </w:rPr>
-      </w:pPr>
-    </w:p>
-    <w:p>
-      <w:pPr>
-        <w:rPr>
-          <w:rFonts w:ascii="Verdana" w:hAnsi="Verdana"/>
-          <w:sz w:val="28"/>
-          <w:szCs w:val="28"/>
-        </w:rPr>
-      </w:pPr>
-      <w:r>
-        <w:rPr>
-          <w:rFonts w:ascii="Verdana" w:hAnsi="Verdana"/>
-          <w:sz w:val="28"/>
-          <w:szCs w:val="28"/>
-        </w:rPr>
-        <w:lastRenderedPageBreak/>
         <w:t>Agora, digite o comando:</w:t>
       </w:r>
       <w:r>
@@ -1137,9 +1190,9 @@
           <w:szCs w:val="28"/>
         </w:rPr>
         <w:drawing>
-          <wp:inline distT="0" distB="0" distL="0" distR="0" wp14:anchorId="08F2B595" wp14:editId="61F408CE">
-            <wp:extent cx="6564283" cy="2314575"/>
-            <wp:effectExtent l="0" t="0" r="8255" b="0"/>
+          <wp:inline distT="0" distB="0" distL="0" distR="0" wp14:anchorId="08F2B595" wp14:editId="7F9FD911">
+            <wp:extent cx="6573535" cy="2188087"/>
+            <wp:effectExtent l="0" t="0" r="0" b="3175"/>
             <wp:docPr id="3" name="Imagem 3"/>
             <wp:cNvGraphicFramePr>
               <a:graphicFrameLocks xmlns:a="http://schemas.openxmlformats.org/drawingml/2006/main" noChangeAspect="1"/>
@@ -1152,7 +1205,7 @@
                     <pic:cNvPicPr/>
                   </pic:nvPicPr>
                   <pic:blipFill>
-                    <a:blip r:embed="rId12">
+                    <a:blip r:embed="rId13">
                       <a:extLst>
                         <a:ext uri="{28A0092B-C50C-407E-A947-70E740481C1C}">
                           <a14:useLocalDpi xmlns:a14="http://schemas.microsoft.com/office/drawing/2010/main" val="0"/>
@@ -1166,7 +1219,7 @@
                   <pic:spPr>
                     <a:xfrm>
                       <a:off x="0" y="0"/>
-                      <a:ext cx="6573535" cy="2317837"/>
+                      <a:ext cx="6573535" cy="2188087"/>
                     </a:xfrm>
                     <a:prstGeom prst="rect">
                       <a:avLst/>
@@ -1236,7 +1289,7 @@
         </w:rPr>
         <w:br/>
       </w:r>
-      <w:hyperlink r:id="rId13" w:history="1">
+      <w:hyperlink r:id="rId14" w:history="1">
         <w:r>
           <w:rPr>
             <w:rStyle w:val="Hyperlink"/>
@@ -1312,15 +1365,6 @@
           <w:szCs w:val="28"/>
         </w:rPr>
       </w:pPr>
-    </w:p>
-    <w:p>
-      <w:pPr>
-        <w:rPr>
-          <w:rFonts w:ascii="Verdana" w:hAnsi="Verdana"/>
-          <w:sz w:val="28"/>
-          <w:szCs w:val="28"/>
-        </w:rPr>
-      </w:pPr>
       <w:r>
         <w:rPr>
           <w:rFonts w:ascii="Verdana" w:hAnsi="Verdana"/>
@@ -1380,7 +1424,7 @@
         </w:rPr>
         <w:br/>
       </w:r>
-      <w:hyperlink r:id="rId14" w:history="1">
+      <w:hyperlink r:id="rId15" w:history="1">
         <w:r>
           <w:rPr>
             <w:rStyle w:val="Hyperlink"/>
@@ -1406,18 +1450,8 @@
           <w:sz w:val="28"/>
           <w:szCs w:val="28"/>
         </w:rPr>
-        <w:lastRenderedPageBreak/>
         <w:t>Escolha a versão do seu sistema operacional e realize o download.</w:t>
       </w:r>
-    </w:p>
-    <w:p>
-      <w:pPr>
-        <w:rPr>
-          <w:rFonts w:ascii="Verdana" w:hAnsi="Verdana"/>
-          <w:sz w:val="28"/>
-          <w:szCs w:val="28"/>
-        </w:rPr>
-      </w:pPr>
     </w:p>
     <w:p>
       <w:pPr>
@@ -1463,113 +1497,6 @@
             <wp:extent cx="6593143" cy="5040000"/>
             <wp:effectExtent l="0" t="0" r="0" b="8255"/>
             <wp:docPr id="6" name="Imagem 6"/>
-            <wp:cNvGraphicFramePr>
-              <a:graphicFrameLocks xmlns:a="http://schemas.openxmlformats.org/drawingml/2006/main" noChangeAspect="1"/>
-            </wp:cNvGraphicFramePr>
-            <a:graphic xmlns:a="http://schemas.openxmlformats.org/drawingml/2006/main">
-              <a:graphicData uri="http://schemas.openxmlformats.org/drawingml/2006/picture">
-                <pic:pic xmlns:pic="http://schemas.openxmlformats.org/drawingml/2006/picture">
-                  <pic:nvPicPr>
-                    <pic:cNvPr id="1" name=""/>
-                    <pic:cNvPicPr/>
-                  </pic:nvPicPr>
-                  <pic:blipFill>
-                    <a:blip r:embed="rId15"/>
-                    <a:stretch>
-                      <a:fillRect/>
-                    </a:stretch>
-                  </pic:blipFill>
-                  <pic:spPr>
-                    <a:xfrm>
-                      <a:off x="0" y="0"/>
-                      <a:ext cx="6593143" cy="5040000"/>
-                    </a:xfrm>
-                    <a:prstGeom prst="rect">
-                      <a:avLst/>
-                    </a:prstGeom>
-                  </pic:spPr>
-                </pic:pic>
-              </a:graphicData>
-            </a:graphic>
-          </wp:inline>
-        </w:drawing>
-      </w:r>
-    </w:p>
-    <w:p>
-      <w:pPr>
-        <w:rPr>
-          <w:rFonts w:ascii="Verdana" w:hAnsi="Verdana"/>
-          <w:sz w:val="28"/>
-          <w:szCs w:val="28"/>
-        </w:rPr>
-      </w:pPr>
-    </w:p>
-    <w:p>
-      <w:pPr>
-        <w:rPr>
-          <w:rFonts w:ascii="Verdana" w:hAnsi="Verdana"/>
-          <w:sz w:val="28"/>
-          <w:szCs w:val="28"/>
-        </w:rPr>
-      </w:pPr>
-    </w:p>
-    <w:p>
-      <w:pPr>
-        <w:rPr>
-          <w:rFonts w:ascii="Verdana" w:hAnsi="Verdana"/>
-          <w:sz w:val="28"/>
-          <w:szCs w:val="28"/>
-        </w:rPr>
-      </w:pPr>
-    </w:p>
-    <w:p>
-      <w:pPr>
-        <w:rPr>
-          <w:rFonts w:ascii="Verdana" w:hAnsi="Verdana"/>
-          <w:sz w:val="28"/>
-          <w:szCs w:val="28"/>
-        </w:rPr>
-      </w:pPr>
-    </w:p>
-    <w:p>
-      <w:pPr>
-        <w:rPr>
-          <w:rFonts w:ascii="Verdana" w:hAnsi="Verdana"/>
-          <w:sz w:val="28"/>
-          <w:szCs w:val="28"/>
-        </w:rPr>
-      </w:pPr>
-    </w:p>
-    <w:p>
-      <w:pPr>
-        <w:rPr>
-          <w:rFonts w:ascii="Verdana" w:hAnsi="Verdana"/>
-          <w:sz w:val="28"/>
-          <w:szCs w:val="28"/>
-        </w:rPr>
-      </w:pPr>
-    </w:p>
-    <w:p>
-      <w:pPr>
-        <w:rPr>
-          <w:rFonts w:ascii="Verdana" w:hAnsi="Verdana"/>
-          <w:sz w:val="28"/>
-          <w:szCs w:val="28"/>
-        </w:rPr>
-      </w:pPr>
-      <w:r>
-        <w:rPr>
-          <w:rFonts w:ascii="Verdana" w:hAnsi="Verdana"/>
-          <w:noProof/>
-          <w:sz w:val="28"/>
-          <w:szCs w:val="28"/>
-        </w:rPr>
-        <w:lastRenderedPageBreak/>
-        <w:drawing>
-          <wp:inline distT="0" distB="0" distL="0" distR="0" wp14:anchorId="56DF127C" wp14:editId="2001CCA0">
-            <wp:extent cx="6421257" cy="5040000"/>
-            <wp:effectExtent l="0" t="0" r="0" b="8255"/>
-            <wp:docPr id="7" name="Imagem 7"/>
             <wp:cNvGraphicFramePr>
               <a:graphicFrameLocks xmlns:a="http://schemas.openxmlformats.org/drawingml/2006/main" noChangeAspect="1"/>
             </wp:cNvGraphicFramePr>
@@ -1589,7 +1516,7 @@
                   <pic:spPr>
                     <a:xfrm>
                       <a:off x="0" y="0"/>
-                      <a:ext cx="6421257" cy="5040000"/>
+                      <a:ext cx="6593143" cy="5040000"/>
                     </a:xfrm>
                     <a:prstGeom prst="rect">
                       <a:avLst/>
@@ -1610,77 +1537,6 @@
           <w:szCs w:val="28"/>
         </w:rPr>
       </w:pPr>
-      <w:r>
-        <w:rPr>
-          <w:rFonts w:ascii="Verdana" w:hAnsi="Verdana"/>
-          <w:sz w:val="28"/>
-          <w:szCs w:val="28"/>
-        </w:rPr>
-        <w:br/>
-      </w:r>
-    </w:p>
-    <w:p>
-      <w:pPr>
-        <w:rPr>
-          <w:rFonts w:ascii="Verdana" w:hAnsi="Verdana"/>
-          <w:sz w:val="28"/>
-          <w:szCs w:val="28"/>
-        </w:rPr>
-      </w:pPr>
-    </w:p>
-    <w:p>
-      <w:pPr>
-        <w:rPr>
-          <w:rFonts w:ascii="Verdana" w:hAnsi="Verdana"/>
-          <w:sz w:val="28"/>
-          <w:szCs w:val="28"/>
-        </w:rPr>
-      </w:pPr>
-    </w:p>
-    <w:p>
-      <w:pPr>
-        <w:rPr>
-          <w:rFonts w:ascii="Verdana" w:hAnsi="Verdana"/>
-          <w:sz w:val="28"/>
-          <w:szCs w:val="28"/>
-        </w:rPr>
-      </w:pPr>
-    </w:p>
-    <w:p>
-      <w:pPr>
-        <w:rPr>
-          <w:rFonts w:ascii="Verdana" w:hAnsi="Verdana"/>
-          <w:sz w:val="28"/>
-          <w:szCs w:val="28"/>
-        </w:rPr>
-      </w:pPr>
-    </w:p>
-    <w:p>
-      <w:pPr>
-        <w:rPr>
-          <w:rFonts w:ascii="Verdana" w:hAnsi="Verdana"/>
-          <w:sz w:val="28"/>
-          <w:szCs w:val="28"/>
-        </w:rPr>
-      </w:pPr>
-    </w:p>
-    <w:p>
-      <w:pPr>
-        <w:rPr>
-          <w:rFonts w:ascii="Verdana" w:hAnsi="Verdana"/>
-          <w:sz w:val="28"/>
-          <w:szCs w:val="28"/>
-        </w:rPr>
-      </w:pPr>
-    </w:p>
-    <w:p>
-      <w:pPr>
-        <w:rPr>
-          <w:rFonts w:ascii="Verdana" w:hAnsi="Verdana"/>
-          <w:sz w:val="28"/>
-          <w:szCs w:val="28"/>
-        </w:rPr>
-      </w:pPr>
     </w:p>
     <w:p>
       <w:pPr>
@@ -1697,12 +1553,11 @@
           <w:sz w:val="28"/>
           <w:szCs w:val="28"/>
         </w:rPr>
-        <w:lastRenderedPageBreak/>
         <w:drawing>
-          <wp:inline distT="0" distB="0" distL="0" distR="0" wp14:anchorId="3BADB296" wp14:editId="7AA8FF72">
-            <wp:extent cx="6417391" cy="5040000"/>
-            <wp:effectExtent l="0" t="0" r="2540" b="8255"/>
-            <wp:docPr id="8" name="Imagem 8"/>
+          <wp:inline distT="0" distB="0" distL="0" distR="0" wp14:anchorId="56DF127C" wp14:editId="2001CCA0">
+            <wp:extent cx="6421257" cy="5040000"/>
+            <wp:effectExtent l="0" t="0" r="0" b="8255"/>
+            <wp:docPr id="7" name="Imagem 7"/>
             <wp:cNvGraphicFramePr>
               <a:graphicFrameLocks xmlns:a="http://schemas.openxmlformats.org/drawingml/2006/main" noChangeAspect="1"/>
             </wp:cNvGraphicFramePr>
@@ -1722,7 +1577,7 @@
                   <pic:spPr>
                     <a:xfrm>
                       <a:off x="0" y="0"/>
-                      <a:ext cx="6417391" cy="5040000"/>
+                      <a:ext cx="6421257" cy="5040000"/>
                     </a:xfrm>
                     <a:prstGeom prst="rect">
                       <a:avLst/>
@@ -1743,23 +1598,6 @@
           <w:szCs w:val="28"/>
         </w:rPr>
       </w:pPr>
-    </w:p>
-    <w:p>
-      <w:pPr>
-        <w:rPr>
-          <w:rFonts w:ascii="Verdana" w:hAnsi="Verdana"/>
-          <w:sz w:val="28"/>
-          <w:szCs w:val="28"/>
-        </w:rPr>
-      </w:pPr>
-      <w:r>
-        <w:rPr>
-          <w:rFonts w:ascii="Verdana" w:hAnsi="Verdana"/>
-          <w:sz w:val="28"/>
-          <w:szCs w:val="28"/>
-        </w:rPr>
-        <w:t>Aguarde a instalação.</w:t>
-      </w:r>
       <w:r>
         <w:rPr>
           <w:rFonts w:ascii="Verdana" w:hAnsi="Verdana"/>
@@ -1767,132 +1605,79 @@
           <w:szCs w:val="28"/>
         </w:rPr>
         <w:br/>
-        <w:t xml:space="preserve">Após concluída, clique no </w:t>
-      </w:r>
-      <w:r>
-        <w:rPr>
-          <w:rFonts w:ascii="Verdana" w:hAnsi="Verdana"/>
-          <w:sz w:val="28"/>
-          <w:szCs w:val="28"/>
-        </w:rPr>
-        <w:t>ícone das</w:t>
-      </w:r>
-      <w:r>
-        <w:rPr>
-          <w:rFonts w:ascii="Verdana" w:hAnsi="Verdana"/>
-          <w:sz w:val="28"/>
-          <w:szCs w:val="28"/>
-        </w:rPr>
-        <w:t xml:space="preserve"> </w:t>
-      </w:r>
-      <w:r>
-        <w:rPr>
-          <w:rFonts w:ascii="Verdana" w:hAnsi="Verdana"/>
-          <w:b/>
-          <w:bCs/>
-          <w:sz w:val="28"/>
-          <w:szCs w:val="28"/>
-        </w:rPr>
-        <w:t>Extensões</w:t>
-      </w:r>
-      <w:r>
-        <w:rPr>
-          <w:rFonts w:ascii="Verdana" w:hAnsi="Verdana"/>
-          <w:sz w:val="28"/>
-          <w:szCs w:val="28"/>
-        </w:rPr>
-        <w:t xml:space="preserve"> e instale a extensão para trabalharem com o Java.</w:t>
-      </w:r>
-      <w:r>
-        <w:rPr>
-          <w:rFonts w:ascii="Verdana" w:hAnsi="Verdana"/>
-          <w:sz w:val="28"/>
-          <w:szCs w:val="28"/>
-        </w:rPr>
-        <w:br/>
-        <w:t xml:space="preserve">O nome da extensão é </w:t>
-      </w:r>
-      <w:proofErr w:type="spellStart"/>
-      <w:r>
-        <w:rPr>
-          <w:rFonts w:ascii="Verdana" w:hAnsi="Verdana"/>
-          <w:b/>
-          <w:bCs/>
-          <w:sz w:val="28"/>
-          <w:szCs w:val="28"/>
-        </w:rPr>
-        <w:t>Extension</w:t>
-      </w:r>
-      <w:proofErr w:type="spellEnd"/>
-      <w:r>
-        <w:rPr>
-          <w:rFonts w:ascii="Verdana" w:hAnsi="Verdana"/>
-          <w:b/>
-          <w:bCs/>
-          <w:sz w:val="28"/>
-          <w:szCs w:val="28"/>
-        </w:rPr>
-        <w:t xml:space="preserve"> Pack for Java</w:t>
-      </w:r>
-      <w:r>
-        <w:rPr>
-          <w:rFonts w:ascii="Verdana" w:hAnsi="Verdana"/>
-          <w:sz w:val="28"/>
-          <w:szCs w:val="28"/>
-        </w:rPr>
-        <w:t xml:space="preserve"> da própria Microsoft.</w:t>
-      </w:r>
-      <w:r>
-        <w:rPr>
-          <w:rFonts w:ascii="Verdana" w:hAnsi="Verdana"/>
-          <w:sz w:val="28"/>
-          <w:szCs w:val="28"/>
-        </w:rPr>
-        <w:br/>
-      </w:r>
-    </w:p>
-    <w:p>
-      <w:pPr>
-        <w:rPr>
-          <w:rFonts w:ascii="Verdana" w:hAnsi="Verdana"/>
-          <w:sz w:val="28"/>
-          <w:szCs w:val="28"/>
-        </w:rPr>
-      </w:pPr>
-    </w:p>
-    <w:p>
-      <w:pPr>
-        <w:rPr>
-          <w:rFonts w:ascii="Verdana" w:hAnsi="Verdana"/>
-          <w:sz w:val="28"/>
-          <w:szCs w:val="28"/>
-        </w:rPr>
-      </w:pPr>
-    </w:p>
-    <w:p>
-      <w:pPr>
-        <w:rPr>
-          <w:rFonts w:ascii="Verdana" w:hAnsi="Verdana"/>
-          <w:sz w:val="28"/>
-          <w:szCs w:val="28"/>
-        </w:rPr>
-      </w:pPr>
-      <w:r>
-        <w:rPr>
-          <w:rFonts w:ascii="Verdana" w:hAnsi="Verdana"/>
-          <w:sz w:val="28"/>
-          <w:szCs w:val="28"/>
-        </w:rPr>
-        <w:br/>
-      </w:r>
-      <w:r>
-        <w:rPr>
-          <w:rFonts w:ascii="Verdana" w:hAnsi="Verdana"/>
-          <w:sz w:val="28"/>
-          <w:szCs w:val="28"/>
-        </w:rPr>
-        <w:br/>
-      </w:r>
+      </w:r>
+    </w:p>
+    <w:p>
+      <w:pPr>
+        <w:rPr>
+          <w:rFonts w:ascii="Verdana" w:hAnsi="Verdana"/>
+          <w:sz w:val="28"/>
+          <w:szCs w:val="28"/>
+        </w:rPr>
+      </w:pPr>
+    </w:p>
+    <w:p>
+      <w:pPr>
+        <w:rPr>
+          <w:rFonts w:ascii="Verdana" w:hAnsi="Verdana"/>
+          <w:sz w:val="28"/>
+          <w:szCs w:val="28"/>
+        </w:rPr>
+      </w:pPr>
+    </w:p>
+    <w:p>
+      <w:pPr>
+        <w:rPr>
+          <w:rFonts w:ascii="Verdana" w:hAnsi="Verdana"/>
+          <w:sz w:val="28"/>
+          <w:szCs w:val="28"/>
+        </w:rPr>
+      </w:pPr>
+    </w:p>
+    <w:p>
+      <w:pPr>
+        <w:rPr>
+          <w:rFonts w:ascii="Verdana" w:hAnsi="Verdana"/>
+          <w:sz w:val="28"/>
+          <w:szCs w:val="28"/>
+        </w:rPr>
+      </w:pPr>
+    </w:p>
+    <w:p>
+      <w:pPr>
+        <w:rPr>
+          <w:rFonts w:ascii="Verdana" w:hAnsi="Verdana"/>
+          <w:sz w:val="28"/>
+          <w:szCs w:val="28"/>
+        </w:rPr>
+      </w:pPr>
+    </w:p>
+    <w:p>
+      <w:pPr>
+        <w:rPr>
+          <w:rFonts w:ascii="Verdana" w:hAnsi="Verdana"/>
+          <w:sz w:val="28"/>
+          <w:szCs w:val="28"/>
+        </w:rPr>
+      </w:pPr>
+    </w:p>
+    <w:p>
+      <w:pPr>
+        <w:rPr>
+          <w:rFonts w:ascii="Verdana" w:hAnsi="Verdana"/>
+          <w:sz w:val="28"/>
+          <w:szCs w:val="28"/>
+        </w:rPr>
+      </w:pPr>
+    </w:p>
+    <w:p>
+      <w:pPr>
+        <w:rPr>
+          <w:rFonts w:ascii="Verdana" w:hAnsi="Verdana"/>
+          <w:sz w:val="28"/>
+          <w:szCs w:val="28"/>
+        </w:rPr>
+      </w:pPr>
       <w:r>
         <w:rPr>
           <w:rFonts w:ascii="Verdana" w:hAnsi="Verdana"/>
@@ -1900,12 +1685,11 @@
           <w:sz w:val="28"/>
           <w:szCs w:val="28"/>
         </w:rPr>
-        <w:lastRenderedPageBreak/>
         <w:drawing>
-          <wp:inline distT="0" distB="0" distL="0" distR="0" wp14:anchorId="3E974A9B" wp14:editId="2B469ABB">
-            <wp:extent cx="6188710" cy="953770"/>
-            <wp:effectExtent l="0" t="0" r="2540" b="0"/>
-            <wp:docPr id="11" name="Imagem 11"/>
+          <wp:inline distT="0" distB="0" distL="0" distR="0" wp14:anchorId="3BADB296" wp14:editId="7AA8FF72">
+            <wp:extent cx="6417391" cy="5040000"/>
+            <wp:effectExtent l="0" t="0" r="2540" b="8255"/>
+            <wp:docPr id="8" name="Imagem 8"/>
             <wp:cNvGraphicFramePr>
               <a:graphicFrameLocks xmlns:a="http://schemas.openxmlformats.org/drawingml/2006/main" noChangeAspect="1"/>
             </wp:cNvGraphicFramePr>
@@ -1925,7 +1709,7 @@
                   <pic:spPr>
                     <a:xfrm>
                       <a:off x="0" y="0"/>
-                      <a:ext cx="6188710" cy="953770"/>
+                      <a:ext cx="6417391" cy="5040000"/>
                     </a:xfrm>
                     <a:prstGeom prst="rect">
                       <a:avLst/>
@@ -1937,6 +1721,206 @@
           </wp:inline>
         </w:drawing>
       </w:r>
+    </w:p>
+    <w:p>
+      <w:pPr>
+        <w:rPr>
+          <w:rFonts w:ascii="Verdana" w:hAnsi="Verdana"/>
+          <w:sz w:val="28"/>
+          <w:szCs w:val="28"/>
+        </w:rPr>
+      </w:pPr>
+    </w:p>
+    <w:p>
+      <w:pPr>
+        <w:rPr>
+          <w:rFonts w:ascii="Verdana" w:hAnsi="Verdana"/>
+          <w:sz w:val="28"/>
+          <w:szCs w:val="28"/>
+        </w:rPr>
+      </w:pPr>
+      <w:r>
+        <w:rPr>
+          <w:rFonts w:ascii="Verdana" w:hAnsi="Verdana"/>
+          <w:sz w:val="28"/>
+          <w:szCs w:val="28"/>
+        </w:rPr>
+        <w:t>Aguarde a instalação.</w:t>
+      </w:r>
+      <w:r>
+        <w:rPr>
+          <w:rFonts w:ascii="Verdana" w:hAnsi="Verdana"/>
+          <w:sz w:val="28"/>
+          <w:szCs w:val="28"/>
+        </w:rPr>
+        <w:br/>
+        <w:t xml:space="preserve">Após concluída, clique no </w:t>
+      </w:r>
+      <w:r>
+        <w:rPr>
+          <w:rFonts w:ascii="Verdana" w:hAnsi="Verdana"/>
+          <w:sz w:val="28"/>
+          <w:szCs w:val="28"/>
+        </w:rPr>
+        <w:t>ícone das</w:t>
+      </w:r>
+      <w:r>
+        <w:rPr>
+          <w:rFonts w:ascii="Verdana" w:hAnsi="Verdana"/>
+          <w:sz w:val="28"/>
+          <w:szCs w:val="28"/>
+        </w:rPr>
+        <w:t xml:space="preserve"> </w:t>
+      </w:r>
+      <w:r>
+        <w:rPr>
+          <w:rFonts w:ascii="Verdana" w:hAnsi="Verdana"/>
+          <w:b/>
+          <w:bCs/>
+          <w:sz w:val="28"/>
+          <w:szCs w:val="28"/>
+        </w:rPr>
+        <w:t>Extensões</w:t>
+      </w:r>
+      <w:r>
+        <w:rPr>
+          <w:rFonts w:ascii="Verdana" w:hAnsi="Verdana"/>
+          <w:sz w:val="28"/>
+          <w:szCs w:val="28"/>
+        </w:rPr>
+        <w:t xml:space="preserve"> e instale a extensão para trabalharem com o Java.</w:t>
+      </w:r>
+      <w:r>
+        <w:rPr>
+          <w:rFonts w:ascii="Verdana" w:hAnsi="Verdana"/>
+          <w:sz w:val="28"/>
+          <w:szCs w:val="28"/>
+        </w:rPr>
+        <w:br/>
+        <w:t xml:space="preserve">O nome da extensão é </w:t>
+      </w:r>
+      <w:proofErr w:type="spellStart"/>
+      <w:r>
+        <w:rPr>
+          <w:rFonts w:ascii="Verdana" w:hAnsi="Verdana"/>
+          <w:b/>
+          <w:bCs/>
+          <w:sz w:val="28"/>
+          <w:szCs w:val="28"/>
+        </w:rPr>
+        <w:t>Extension</w:t>
+      </w:r>
+      <w:proofErr w:type="spellEnd"/>
+      <w:r>
+        <w:rPr>
+          <w:rFonts w:ascii="Verdana" w:hAnsi="Verdana"/>
+          <w:b/>
+          <w:bCs/>
+          <w:sz w:val="28"/>
+          <w:szCs w:val="28"/>
+        </w:rPr>
+        <w:t xml:space="preserve"> Pack for Java</w:t>
+      </w:r>
+      <w:r>
+        <w:rPr>
+          <w:rFonts w:ascii="Verdana" w:hAnsi="Verdana"/>
+          <w:sz w:val="28"/>
+          <w:szCs w:val="28"/>
+        </w:rPr>
+        <w:t xml:space="preserve"> da própria Microsoft.</w:t>
+      </w:r>
+      <w:r>
+        <w:rPr>
+          <w:rFonts w:ascii="Verdana" w:hAnsi="Verdana"/>
+          <w:sz w:val="28"/>
+          <w:szCs w:val="28"/>
+        </w:rPr>
+        <w:br/>
+      </w:r>
+    </w:p>
+    <w:p>
+      <w:pPr>
+        <w:rPr>
+          <w:rFonts w:ascii="Verdana" w:hAnsi="Verdana"/>
+          <w:sz w:val="28"/>
+          <w:szCs w:val="28"/>
+        </w:rPr>
+      </w:pPr>
+    </w:p>
+    <w:p>
+      <w:pPr>
+        <w:rPr>
+          <w:rFonts w:ascii="Verdana" w:hAnsi="Verdana"/>
+          <w:sz w:val="28"/>
+          <w:szCs w:val="28"/>
+        </w:rPr>
+      </w:pPr>
+      <w:r>
+        <w:rPr>
+          <w:rFonts w:ascii="Verdana" w:hAnsi="Verdana"/>
+          <w:sz w:val="28"/>
+          <w:szCs w:val="28"/>
+        </w:rPr>
+        <w:br/>
+      </w:r>
+      <w:r>
+        <w:rPr>
+          <w:rFonts w:ascii="Verdana" w:hAnsi="Verdana"/>
+          <w:sz w:val="28"/>
+          <w:szCs w:val="28"/>
+        </w:rPr>
+        <w:br/>
+      </w:r>
+      <w:r>
+        <w:rPr>
+          <w:rFonts w:ascii="Verdana" w:hAnsi="Verdana"/>
+          <w:noProof/>
+          <w:sz w:val="28"/>
+          <w:szCs w:val="28"/>
+        </w:rPr>
+        <w:lastRenderedPageBreak/>
+        <w:drawing>
+          <wp:inline distT="0" distB="0" distL="0" distR="0" wp14:anchorId="3E974A9B" wp14:editId="604733B7">
+            <wp:extent cx="6391007" cy="1752600"/>
+            <wp:effectExtent l="0" t="0" r="0" b="0"/>
+            <wp:docPr id="11" name="Imagem 11"/>
+            <wp:cNvGraphicFramePr>
+              <a:graphicFrameLocks xmlns:a="http://schemas.openxmlformats.org/drawingml/2006/main" noChangeAspect="1"/>
+            </wp:cNvGraphicFramePr>
+            <a:graphic xmlns:a="http://schemas.openxmlformats.org/drawingml/2006/main">
+              <a:graphicData uri="http://schemas.openxmlformats.org/drawingml/2006/picture">
+                <pic:pic xmlns:pic="http://schemas.openxmlformats.org/drawingml/2006/picture">
+                  <pic:nvPicPr>
+                    <pic:cNvPr id="11" name="Imagem 11"/>
+                    <pic:cNvPicPr/>
+                  </pic:nvPicPr>
+                  <pic:blipFill>
+                    <a:blip r:embed="rId19">
+                      <a:extLst>
+                        <a:ext uri="{28A0092B-C50C-407E-A947-70E740481C1C}">
+                          <a14:useLocalDpi xmlns:a14="http://schemas.microsoft.com/office/drawing/2010/main" val="0"/>
+                        </a:ext>
+                      </a:extLst>
+                    </a:blip>
+                    <a:stretch>
+                      <a:fillRect/>
+                    </a:stretch>
+                  </pic:blipFill>
+                  <pic:spPr>
+                    <a:xfrm>
+                      <a:off x="0" y="0"/>
+                      <a:ext cx="6397672" cy="1754428"/>
+                    </a:xfrm>
+                    <a:prstGeom prst="rect">
+                      <a:avLst/>
+                    </a:prstGeom>
+                  </pic:spPr>
+                </pic:pic>
+              </a:graphicData>
+            </a:graphic>
+          </wp:inline>
+        </w:drawing>
+      </w:r>
       <w:r>
         <w:rPr>
           <w:rFonts w:ascii="Verdana" w:hAnsi="Verdana"/>
@@ -2088,7 +2072,7 @@
         </w:rPr>
         <w:br/>
       </w:r>
-      <w:hyperlink r:id="rId19" w:history="1">
+      <w:hyperlink r:id="rId20" w:history="1">
         <w:r>
           <w:rPr>
             <w:rStyle w:val="Hyperlink"/>
@@ -2117,7 +2101,7 @@
           <w:szCs w:val="28"/>
         </w:rPr>
       </w:pPr>
-      <w:hyperlink r:id="rId20" w:history="1">
+      <w:hyperlink r:id="rId21" w:history="1">
         <w:r>
           <w:rPr>
             <w:rStyle w:val="Hyperlink"/>
@@ -2146,7 +2130,7 @@
           <w:szCs w:val="28"/>
         </w:rPr>
       </w:pPr>
-      <w:hyperlink r:id="rId21" w:history="1">
+      <w:hyperlink r:id="rId22" w:history="1">
         <w:r>
           <w:rPr>
             <w:rStyle w:val="Hyperlink"/>
@@ -2175,7 +2159,7 @@
           <w:szCs w:val="28"/>
         </w:rPr>
       </w:pPr>
-      <w:hyperlink r:id="rId22" w:history="1">
+      <w:hyperlink r:id="rId23" w:history="1">
         <w:r>
           <w:rPr>
             <w:rStyle w:val="Hyperlink"/>
@@ -2209,24 +2193,13 @@
       <w:pPr>
         <w:rPr>
           <w:rFonts w:ascii="Verdana" w:hAnsi="Verdana"/>
-          <w:sz w:val="28"/>
-          <w:szCs w:val="28"/>
-        </w:rPr>
-      </w:pPr>
-    </w:p>
-    <w:p>
-      <w:pPr>
-        <w:rPr>
-          <w:rFonts w:ascii="Verdana" w:hAnsi="Verdana"/>
           <w:b/>
           <w:bCs/>
           <w:sz w:val="28"/>
           <w:szCs w:val="28"/>
         </w:rPr>
       </w:pPr>
-    </w:p>
-    <w:p>
-      <w:pPr>
+      <w:r>
         <w:rPr>
           <w:rFonts w:ascii="Verdana" w:hAnsi="Verdana"/>
           <w:b/>
@@ -2234,26 +2207,6 @@
           <w:sz w:val="28"/>
           <w:szCs w:val="28"/>
         </w:rPr>
-      </w:pPr>
-    </w:p>
-    <w:p>
-      <w:pPr>
-        <w:rPr>
-          <w:rFonts w:ascii="Verdana" w:hAnsi="Verdana"/>
-          <w:b/>
-          <w:bCs/>
-          <w:sz w:val="28"/>
-          <w:szCs w:val="28"/>
-        </w:rPr>
-      </w:pPr>
-      <w:r>
-        <w:rPr>
-          <w:rFonts w:ascii="Verdana" w:hAnsi="Verdana"/>
-          <w:b/>
-          <w:bCs/>
-          <w:sz w:val="28"/>
-          <w:szCs w:val="28"/>
-        </w:rPr>
         <w:lastRenderedPageBreak/>
         <w:t>Personalização da IDE</w:t>
       </w:r>
@@ -2378,7 +2331,7 @@
           <w:szCs w:val="28"/>
         </w:rPr>
       </w:pPr>
-      <w:hyperlink r:id="rId23" w:history="1">
+      <w:hyperlink r:id="rId24" w:history="1">
         <w:r>
           <w:rPr>
             <w:rStyle w:val="Hyperlink"/>
@@ -2449,7 +2402,7 @@
           <w:szCs w:val="28"/>
         </w:rPr>
       </w:pPr>
-      <w:hyperlink r:id="rId24" w:history="1">
+      <w:hyperlink r:id="rId25" w:history="1">
         <w:r>
           <w:rPr>
             <w:rStyle w:val="Hyperlink"/>
@@ -2514,6 +2467,24 @@
           <w:szCs w:val="28"/>
         </w:rPr>
       </w:pPr>
+    </w:p>
+    <w:p>
+      <w:pPr>
+        <w:rPr>
+          <w:rFonts w:ascii="Verdana" w:hAnsi="Verdana"/>
+          <w:sz w:val="28"/>
+          <w:szCs w:val="28"/>
+        </w:rPr>
+      </w:pPr>
+    </w:p>
+    <w:p>
+      <w:pPr>
+        <w:rPr>
+          <w:rFonts w:ascii="Verdana" w:hAnsi="Verdana"/>
+          <w:sz w:val="28"/>
+          <w:szCs w:val="28"/>
+        </w:rPr>
+      </w:pPr>
       <w:r>
         <w:rPr>
           <w:rFonts w:ascii="Verdana" w:hAnsi="Verdana"/>
@@ -2566,7 +2537,7 @@
       </w:pPr>
     </w:p>
     <w:sectPr>
-      <w:headerReference w:type="default" r:id="rId25"/>
+      <w:headerReference w:type="default" r:id="rId26"/>
       <w:pgSz w:w="11906" w:h="16838"/>
       <w:pgMar w:top="1440" w:right="1080" w:bottom="1440" w:left="1080" w:header="708" w:footer="708" w:gutter="0"/>
       <w:cols w:space="708"/>
@@ -2711,10 +2682,19 @@
     <w:r>
       <w:rPr>
         <w:rFonts w:ascii="JetBrains Mono" w:hAnsi="JetBrains Mono" w:cs="JetBrains Mono"/>
+        <w:noProof/>
         <w:sz w:val="30"/>
         <w:szCs w:val="30"/>
       </w:rPr>
-      <w:t xml:space="preserve">Centro Universitário UNA </w:t>
+      <w:t>Garantia da Qualidade de Software</w:t>
+    </w:r>
+    <w:r>
+      <w:rPr>
+        <w:rFonts w:ascii="JetBrains Mono" w:hAnsi="JetBrains Mono" w:cs="JetBrains Mono"/>
+        <w:sz w:val="30"/>
+        <w:szCs w:val="30"/>
+      </w:rPr>
+      <w:t xml:space="preserve"> </w:t>
     </w:r>
     <w:r>
       <w:rPr>
@@ -2723,7 +2703,14 @@
         <w:szCs w:val="30"/>
       </w:rPr>
       <w:br/>
-      <w:t>Programação de Soluções Computacionais</w:t>
+    </w:r>
+    <w:r>
+      <w:rPr>
+        <w:rFonts w:ascii="JetBrains Mono" w:hAnsi="JetBrains Mono" w:cs="JetBrains Mono"/>
+        <w:sz w:val="30"/>
+        <w:szCs w:val="30"/>
+      </w:rPr>
+      <w:t>Gestão e Qualidade de Software</w:t>
     </w:r>
   </w:p>
   <w:p>
